--- a/WEEK 1_6738185/Week_1_JUnit BasicTesting Exercises_6738185.docx
+++ b/WEEK 1_6738185/Week_1_JUnit BasicTesting Exercises_6738185.docx
@@ -168,9 +168,8 @@
           <w:szCs w:val="36"/>
           <w:lang w:val="en-US"/>
         </w:rPr>
-        <w:t xml:space="preserve">MODULE </w:t>
-      </w:r>
-      <w:proofErr w:type="gramStart"/>
+        <w:t xml:space="preserve">MODULE 4  : </w:t>
+      </w:r>
       <w:r>
         <w:rPr>
           <w:rFonts w:ascii="Times New Roman" w:hAnsi="Times New Roman" w:cs="Times New Roman"/>
@@ -178,11 +177,9 @@
           <w:bCs/>
           <w:sz w:val="36"/>
           <w:szCs w:val="36"/>
-          <w:lang w:val="en-US"/>
-        </w:rPr>
-        <w:t>4  :</w:t>
-      </w:r>
-      <w:proofErr w:type="gramEnd"/>
+        </w:rPr>
+        <w:t>Test driven development and Logging framework</w:t>
+      </w:r>
       <w:r>
         <w:rPr>
           <w:rFonts w:ascii="Times New Roman" w:hAnsi="Times New Roman" w:cs="Times New Roman"/>
@@ -192,9 +189,12 @@
           <w:szCs w:val="36"/>
           <w:lang w:val="en-US"/>
         </w:rPr>
-        <w:t xml:space="preserve">   </w:t>
-      </w:r>
-      <w:r>
+        <w:t xml:space="preserve">  </w:t>
+      </w:r>
+    </w:p>
+    <w:p>
+      <w:pPr>
+        <w:jc w:val="center"/>
         <w:rPr>
           <w:rFonts w:ascii="Times New Roman" w:hAnsi="Times New Roman" w:cs="Times New Roman"/>
           <w:b/>
@@ -203,8 +203,7 @@
           <w:szCs w:val="36"/>
           <w:lang w:val="en-US"/>
         </w:rPr>
-        <w:t>J</w:t>
-      </w:r>
+      </w:pPr>
       <w:r>
         <w:rPr>
           <w:rFonts w:ascii="Times New Roman" w:hAnsi="Times New Roman" w:cs="Times New Roman"/>
@@ -214,7 +213,7 @@
           <w:szCs w:val="36"/>
           <w:lang w:val="en-US"/>
         </w:rPr>
-        <w:t>U</w:t>
+        <w:t>[</w:t>
       </w:r>
       <w:r>
         <w:rPr>
@@ -225,7 +224,7 @@
           <w:szCs w:val="36"/>
           <w:lang w:val="en-US"/>
         </w:rPr>
-        <w:t>nit</w:t>
+        <w:t>J</w:t>
       </w:r>
       <w:r>
         <w:rPr>
@@ -236,7 +235,7 @@
           <w:szCs w:val="36"/>
           <w:lang w:val="en-US"/>
         </w:rPr>
-        <w:t xml:space="preserve"> </w:t>
+        <w:t>U</w:t>
       </w:r>
       <w:r>
         <w:rPr>
@@ -247,7 +246,40 @@
           <w:szCs w:val="36"/>
           <w:lang w:val="en-US"/>
         </w:rPr>
+        <w:t>nit</w:t>
+      </w:r>
+      <w:r>
+        <w:rPr>
+          <w:rFonts w:ascii="Times New Roman" w:hAnsi="Times New Roman" w:cs="Times New Roman"/>
+          <w:b/>
+          <w:bCs/>
+          <w:sz w:val="36"/>
+          <w:szCs w:val="36"/>
+          <w:lang w:val="en-US"/>
+        </w:rPr>
+        <w:t xml:space="preserve"> </w:t>
+      </w:r>
+      <w:r>
+        <w:rPr>
+          <w:rFonts w:ascii="Times New Roman" w:hAnsi="Times New Roman" w:cs="Times New Roman"/>
+          <w:b/>
+          <w:bCs/>
+          <w:sz w:val="36"/>
+          <w:szCs w:val="36"/>
+          <w:lang w:val="en-US"/>
+        </w:rPr>
         <w:t>Testing</w:t>
+      </w:r>
+      <w:r>
+        <w:rPr>
+          <w:rFonts w:ascii="Times New Roman" w:hAnsi="Times New Roman" w:cs="Times New Roman"/>
+          <w:b/>
+          <w:bCs/>
+          <w:sz w:val="36"/>
+          <w:szCs w:val="36"/>
+          <w:lang w:val="en-US"/>
+        </w:rPr>
+        <w:t>]</w:t>
       </w:r>
     </w:p>
     <w:p>
@@ -320,9 +352,8 @@
           <w:szCs w:val="36"/>
           <w:lang w:val="en-US"/>
         </w:rPr>
-        <w:t xml:space="preserve">      </w:t>
-      </w:r>
-      <w:proofErr w:type="gramStart"/>
+        <w:t xml:space="preserve">        </w:t>
+      </w:r>
       <w:r>
         <w:rPr>
           <w:rFonts w:ascii="Times New Roman" w:hAnsi="Times New Roman" w:cs="Times New Roman"/>
@@ -332,7 +363,7 @@
           <w:szCs w:val="36"/>
           <w:lang w:val="en-US"/>
         </w:rPr>
-        <w:t xml:space="preserve">  </w:t>
+        <w:t xml:space="preserve">: </w:t>
       </w:r>
       <w:r>
         <w:rPr>
@@ -343,10 +374,11 @@
           <w:szCs w:val="36"/>
           <w:lang w:val="en-US"/>
         </w:rPr>
-        <w:t>:</w:t>
-      </w:r>
-      <w:proofErr w:type="gramEnd"/>
-      <w:r>
+        <w:t>ANANTH KARTHIK V</w:t>
+      </w:r>
+    </w:p>
+    <w:p>
+      <w:pPr>
         <w:rPr>
           <w:rFonts w:ascii="Times New Roman" w:hAnsi="Times New Roman" w:cs="Times New Roman"/>
           <w:b/>
@@ -355,8 +387,7 @@
           <w:szCs w:val="36"/>
           <w:lang w:val="en-US"/>
         </w:rPr>
-        <w:t xml:space="preserve"> </w:t>
-      </w:r>
+      </w:pPr>
       <w:r>
         <w:rPr>
           <w:rFonts w:ascii="Times New Roman" w:hAnsi="Times New Roman" w:cs="Times New Roman"/>
@@ -366,11 +397,9 @@
           <w:szCs w:val="36"/>
           <w:lang w:val="en-US"/>
         </w:rPr>
-        <w:t>ANANTH KARTHIK V</w:t>
-      </w:r>
-    </w:p>
-    <w:p>
-      <w:pPr>
+        <w:t xml:space="preserve">SUPERSET ID   : </w:t>
+      </w:r>
+      <w:r>
         <w:rPr>
           <w:rFonts w:ascii="Times New Roman" w:hAnsi="Times New Roman" w:cs="Times New Roman"/>
           <w:b/>
@@ -379,51 +408,6 @@
           <w:szCs w:val="36"/>
           <w:lang w:val="en-US"/>
         </w:rPr>
-      </w:pPr>
-      <w:r>
-        <w:rPr>
-          <w:rFonts w:ascii="Times New Roman" w:hAnsi="Times New Roman" w:cs="Times New Roman"/>
-          <w:b/>
-          <w:bCs/>
-          <w:sz w:val="36"/>
-          <w:szCs w:val="36"/>
-          <w:lang w:val="en-US"/>
-        </w:rPr>
-        <w:t xml:space="preserve">SUPERSET ID </w:t>
-      </w:r>
-      <w:proofErr w:type="gramStart"/>
-      <w:r>
-        <w:rPr>
-          <w:rFonts w:ascii="Times New Roman" w:hAnsi="Times New Roman" w:cs="Times New Roman"/>
-          <w:b/>
-          <w:bCs/>
-          <w:sz w:val="36"/>
-          <w:szCs w:val="36"/>
-          <w:lang w:val="en-US"/>
-        </w:rPr>
-        <w:t xml:space="preserve">  :</w:t>
-      </w:r>
-      <w:proofErr w:type="gramEnd"/>
-      <w:r>
-        <w:rPr>
-          <w:rFonts w:ascii="Times New Roman" w:hAnsi="Times New Roman" w:cs="Times New Roman"/>
-          <w:b/>
-          <w:bCs/>
-          <w:sz w:val="36"/>
-          <w:szCs w:val="36"/>
-          <w:lang w:val="en-US"/>
-        </w:rPr>
-        <w:t xml:space="preserve"> </w:t>
-      </w:r>
-      <w:r>
-        <w:rPr>
-          <w:rFonts w:ascii="Times New Roman" w:hAnsi="Times New Roman" w:cs="Times New Roman"/>
-          <w:b/>
-          <w:bCs/>
-          <w:sz w:val="36"/>
-          <w:szCs w:val="36"/>
-          <w:lang w:val="en-US"/>
-        </w:rPr>
         <w:t>6738185</w:t>
       </w:r>
     </w:p>
@@ -580,25 +564,7 @@
           <w:sz w:val="24"/>
           <w:szCs w:val="24"/>
         </w:rPr>
-        <w:t xml:space="preserve">    public int </w:t>
-      </w:r>
-      <w:proofErr w:type="gramStart"/>
-      <w:r>
-        <w:rPr>
-          <w:rFonts w:ascii="Times New Roman" w:hAnsi="Times New Roman" w:cs="Times New Roman"/>
-          <w:sz w:val="24"/>
-          <w:szCs w:val="24"/>
-        </w:rPr>
-        <w:t>add(</w:t>
-      </w:r>
-      <w:proofErr w:type="gramEnd"/>
-      <w:r>
-        <w:rPr>
-          <w:rFonts w:ascii="Times New Roman" w:hAnsi="Times New Roman" w:cs="Times New Roman"/>
-          <w:sz w:val="24"/>
-          <w:szCs w:val="24"/>
-        </w:rPr>
-        <w:t>int a, int b) {</w:t>
+        <w:t xml:space="preserve">    public int add(int a, int b) {</w:t>
       </w:r>
     </w:p>
     <w:p>
@@ -710,23 +676,13 @@
         <w:t xml:space="preserve">import </w:t>
       </w:r>
       <w:proofErr w:type="spellStart"/>
-      <w:proofErr w:type="gramStart"/>
-      <w:r>
-        <w:rPr>
-          <w:rFonts w:ascii="Times New Roman" w:hAnsi="Times New Roman" w:cs="Times New Roman"/>
-          <w:sz w:val="24"/>
-          <w:szCs w:val="24"/>
-        </w:rPr>
-        <w:t>org.junit</w:t>
-      </w:r>
-      <w:proofErr w:type="gramEnd"/>
-      <w:r>
-        <w:rPr>
-          <w:rFonts w:ascii="Times New Roman" w:hAnsi="Times New Roman" w:cs="Times New Roman"/>
-          <w:sz w:val="24"/>
-          <w:szCs w:val="24"/>
-        </w:rPr>
-        <w:t>.Test</w:t>
+      <w:r>
+        <w:rPr>
+          <w:rFonts w:ascii="Times New Roman" w:hAnsi="Times New Roman" w:cs="Times New Roman"/>
+          <w:sz w:val="24"/>
+          <w:szCs w:val="24"/>
+        </w:rPr>
+        <w:t>org.junit.Test</w:t>
       </w:r>
       <w:proofErr w:type="spellEnd"/>
       <w:r>
@@ -755,23 +711,13 @@
         <w:t xml:space="preserve">import static </w:t>
       </w:r>
       <w:proofErr w:type="spellStart"/>
-      <w:proofErr w:type="gramStart"/>
-      <w:r>
-        <w:rPr>
-          <w:rFonts w:ascii="Times New Roman" w:hAnsi="Times New Roman" w:cs="Times New Roman"/>
-          <w:sz w:val="24"/>
-          <w:szCs w:val="24"/>
-        </w:rPr>
-        <w:t>org.junit</w:t>
-      </w:r>
-      <w:proofErr w:type="gramEnd"/>
-      <w:r>
-        <w:rPr>
-          <w:rFonts w:ascii="Times New Roman" w:hAnsi="Times New Roman" w:cs="Times New Roman"/>
-          <w:sz w:val="24"/>
-          <w:szCs w:val="24"/>
-        </w:rPr>
-        <w:t>.Assert.assertEquals</w:t>
+      <w:r>
+        <w:rPr>
+          <w:rFonts w:ascii="Times New Roman" w:hAnsi="Times New Roman" w:cs="Times New Roman"/>
+          <w:sz w:val="24"/>
+          <w:szCs w:val="24"/>
+        </w:rPr>
+        <w:t>org.junit.Assert.assertEquals</w:t>
       </w:r>
       <w:proofErr w:type="spellEnd"/>
       <w:r>
@@ -852,7 +798,6 @@
         <w:t xml:space="preserve">    public void </w:t>
       </w:r>
       <w:proofErr w:type="spellStart"/>
-      <w:proofErr w:type="gramStart"/>
       <w:r>
         <w:rPr>
           <w:rFonts w:ascii="Times New Roman" w:hAnsi="Times New Roman" w:cs="Times New Roman"/>
@@ -868,16 +813,7 @@
           <w:sz w:val="24"/>
           <w:szCs w:val="24"/>
         </w:rPr>
-        <w:t>(</w:t>
-      </w:r>
-      <w:proofErr w:type="gramEnd"/>
-      <w:r>
-        <w:rPr>
-          <w:rFonts w:ascii="Times New Roman" w:hAnsi="Times New Roman" w:cs="Times New Roman"/>
-          <w:sz w:val="24"/>
-          <w:szCs w:val="24"/>
-        </w:rPr>
-        <w:t>) {</w:t>
+        <w:t>() {</w:t>
       </w:r>
     </w:p>
     <w:p>
@@ -912,25 +848,7 @@
           <w:sz w:val="24"/>
           <w:szCs w:val="24"/>
         </w:rPr>
-        <w:t xml:space="preserve"> = new </w:t>
-      </w:r>
-      <w:proofErr w:type="gramStart"/>
-      <w:r>
-        <w:rPr>
-          <w:rFonts w:ascii="Times New Roman" w:hAnsi="Times New Roman" w:cs="Times New Roman"/>
-          <w:sz w:val="24"/>
-          <w:szCs w:val="24"/>
-        </w:rPr>
-        <w:t>Calculator(</w:t>
-      </w:r>
-      <w:proofErr w:type="gramEnd"/>
-      <w:r>
-        <w:rPr>
-          <w:rFonts w:ascii="Times New Roman" w:hAnsi="Times New Roman" w:cs="Times New Roman"/>
-          <w:sz w:val="24"/>
-          <w:szCs w:val="24"/>
-        </w:rPr>
-        <w:t>);</w:t>
+        <w:t xml:space="preserve"> = new Calculator();</w:t>
       </w:r>
     </w:p>
     <w:p>
@@ -950,7 +868,6 @@
         <w:t xml:space="preserve">        int result = </w:t>
       </w:r>
       <w:proofErr w:type="spellStart"/>
-      <w:proofErr w:type="gramStart"/>
       <w:r>
         <w:rPr>
           <w:rFonts w:ascii="Times New Roman" w:hAnsi="Times New Roman" w:cs="Times New Roman"/>
@@ -966,16 +883,7 @@
           <w:sz w:val="24"/>
           <w:szCs w:val="24"/>
         </w:rPr>
-        <w:t>(</w:t>
-      </w:r>
-      <w:proofErr w:type="gramEnd"/>
-      <w:r>
-        <w:rPr>
-          <w:rFonts w:ascii="Times New Roman" w:hAnsi="Times New Roman" w:cs="Times New Roman"/>
-          <w:sz w:val="24"/>
-          <w:szCs w:val="24"/>
-        </w:rPr>
-        <w:t>5,4);</w:t>
+        <w:t>(5,4);</w:t>
       </w:r>
     </w:p>
     <w:p>
@@ -995,7 +903,6 @@
         <w:t xml:space="preserve">        </w:t>
       </w:r>
       <w:proofErr w:type="spellStart"/>
-      <w:proofErr w:type="gramStart"/>
       <w:r>
         <w:rPr>
           <w:rFonts w:ascii="Times New Roman" w:hAnsi="Times New Roman" w:cs="Times New Roman"/>
@@ -1011,16 +918,7 @@
           <w:sz w:val="24"/>
           <w:szCs w:val="24"/>
         </w:rPr>
-        <w:t>(</w:t>
-      </w:r>
-      <w:proofErr w:type="gramEnd"/>
-      <w:r>
-        <w:rPr>
-          <w:rFonts w:ascii="Times New Roman" w:hAnsi="Times New Roman" w:cs="Times New Roman"/>
-          <w:sz w:val="24"/>
-          <w:szCs w:val="24"/>
-        </w:rPr>
-        <w:t>9, result);</w:t>
+        <w:t>(9, result);</w:t>
       </w:r>
     </w:p>
     <w:p>
@@ -1547,25 +1445,7 @@
           <w:sz w:val="24"/>
           <w:szCs w:val="24"/>
         </w:rPr>
-        <w:t xml:space="preserve">    public int </w:t>
-      </w:r>
-      <w:proofErr w:type="gramStart"/>
-      <w:r>
-        <w:rPr>
-          <w:rFonts w:ascii="Times New Roman" w:hAnsi="Times New Roman" w:cs="Times New Roman"/>
-          <w:sz w:val="24"/>
-          <w:szCs w:val="24"/>
-        </w:rPr>
-        <w:t>add(</w:t>
-      </w:r>
-      <w:proofErr w:type="gramEnd"/>
-      <w:r>
-        <w:rPr>
-          <w:rFonts w:ascii="Times New Roman" w:hAnsi="Times New Roman" w:cs="Times New Roman"/>
-          <w:sz w:val="24"/>
-          <w:szCs w:val="24"/>
-        </w:rPr>
-        <w:t>int a, int b) {</w:t>
+        <w:t xml:space="preserve">    public int add(int a, int b) {</w:t>
       </w:r>
     </w:p>
     <w:p>
@@ -1616,25 +1496,7 @@
           <w:sz w:val="24"/>
           <w:szCs w:val="24"/>
         </w:rPr>
-        <w:t xml:space="preserve">    public int </w:t>
-      </w:r>
-      <w:proofErr w:type="gramStart"/>
-      <w:r>
-        <w:rPr>
-          <w:rFonts w:ascii="Times New Roman" w:hAnsi="Times New Roman" w:cs="Times New Roman"/>
-          <w:sz w:val="24"/>
-          <w:szCs w:val="24"/>
-        </w:rPr>
-        <w:t>multiply(</w:t>
-      </w:r>
-      <w:proofErr w:type="gramEnd"/>
-      <w:r>
-        <w:rPr>
-          <w:rFonts w:ascii="Times New Roman" w:hAnsi="Times New Roman" w:cs="Times New Roman"/>
-          <w:sz w:val="24"/>
-          <w:szCs w:val="24"/>
-        </w:rPr>
-        <w:t>int a, int b) {</w:t>
+        <w:t xml:space="preserve">    public int multiply(int a, int b) {</w:t>
       </w:r>
     </w:p>
     <w:p>
@@ -1706,7 +1568,6 @@
         <w:t xml:space="preserve"> </w:t>
       </w:r>
       <w:proofErr w:type="spellStart"/>
-      <w:proofErr w:type="gramStart"/>
       <w:r>
         <w:rPr>
           <w:rFonts w:ascii="Times New Roman" w:hAnsi="Times New Roman" w:cs="Times New Roman"/>
@@ -1722,16 +1583,7 @@
           <w:sz w:val="24"/>
           <w:szCs w:val="24"/>
         </w:rPr>
-        <w:t>(</w:t>
-      </w:r>
-      <w:proofErr w:type="gramEnd"/>
-      <w:r>
-        <w:rPr>
-          <w:rFonts w:ascii="Times New Roman" w:hAnsi="Times New Roman" w:cs="Times New Roman"/>
-          <w:sz w:val="24"/>
-          <w:szCs w:val="24"/>
-        </w:rPr>
-        <w:t>int number) {</w:t>
+        <w:t>(int number) {</w:t>
       </w:r>
     </w:p>
     <w:p>
@@ -1853,23 +1705,13 @@
         <w:t xml:space="preserve">import </w:t>
       </w:r>
       <w:proofErr w:type="spellStart"/>
-      <w:proofErr w:type="gramStart"/>
-      <w:r>
-        <w:rPr>
-          <w:rFonts w:ascii="Times New Roman" w:hAnsi="Times New Roman" w:cs="Times New Roman"/>
-          <w:sz w:val="24"/>
-          <w:szCs w:val="24"/>
-        </w:rPr>
-        <w:t>org.junit</w:t>
-      </w:r>
-      <w:proofErr w:type="gramEnd"/>
-      <w:r>
-        <w:rPr>
-          <w:rFonts w:ascii="Times New Roman" w:hAnsi="Times New Roman" w:cs="Times New Roman"/>
-          <w:sz w:val="24"/>
-          <w:szCs w:val="24"/>
-        </w:rPr>
-        <w:t>.Test</w:t>
+      <w:r>
+        <w:rPr>
+          <w:rFonts w:ascii="Times New Roman" w:hAnsi="Times New Roman" w:cs="Times New Roman"/>
+          <w:sz w:val="24"/>
+          <w:szCs w:val="24"/>
+        </w:rPr>
+        <w:t>org.junit.Test</w:t>
       </w:r>
       <w:proofErr w:type="spellEnd"/>
       <w:r>
@@ -1898,32 +1740,13 @@
         <w:t xml:space="preserve">import static </w:t>
       </w:r>
       <w:proofErr w:type="spellStart"/>
-      <w:proofErr w:type="gramStart"/>
-      <w:r>
-        <w:rPr>
-          <w:rFonts w:ascii="Times New Roman" w:hAnsi="Times New Roman" w:cs="Times New Roman"/>
-          <w:sz w:val="24"/>
-          <w:szCs w:val="24"/>
-        </w:rPr>
-        <w:t>org.junit</w:t>
-      </w:r>
-      <w:proofErr w:type="gramEnd"/>
-      <w:r>
-        <w:rPr>
-          <w:rFonts w:ascii="Times New Roman" w:hAnsi="Times New Roman" w:cs="Times New Roman"/>
-          <w:sz w:val="24"/>
-          <w:szCs w:val="24"/>
-        </w:rPr>
-        <w:t>.</w:t>
-      </w:r>
-      <w:proofErr w:type="gramStart"/>
-      <w:r>
-        <w:rPr>
-          <w:rFonts w:ascii="Times New Roman" w:hAnsi="Times New Roman" w:cs="Times New Roman"/>
-          <w:sz w:val="24"/>
-          <w:szCs w:val="24"/>
-        </w:rPr>
-        <w:t>Assert</w:t>
+      <w:r>
+        <w:rPr>
+          <w:rFonts w:ascii="Times New Roman" w:hAnsi="Times New Roman" w:cs="Times New Roman"/>
+          <w:sz w:val="24"/>
+          <w:szCs w:val="24"/>
+        </w:rPr>
+        <w:t>org.junit.Assert</w:t>
       </w:r>
       <w:proofErr w:type="spellEnd"/>
       <w:r>
@@ -1932,16 +1755,7 @@
           <w:sz w:val="24"/>
           <w:szCs w:val="24"/>
         </w:rPr>
-        <w:t>.*</w:t>
-      </w:r>
-      <w:proofErr w:type="gramEnd"/>
-      <w:r>
-        <w:rPr>
-          <w:rFonts w:ascii="Times New Roman" w:hAnsi="Times New Roman" w:cs="Times New Roman"/>
-          <w:sz w:val="24"/>
-          <w:szCs w:val="24"/>
-        </w:rPr>
-        <w:t>;</w:t>
+        <w:t>.*;</w:t>
       </w:r>
     </w:p>
     <w:p>
@@ -2013,7 +1827,6 @@
         <w:t xml:space="preserve">    public void </w:t>
       </w:r>
       <w:proofErr w:type="spellStart"/>
-      <w:proofErr w:type="gramStart"/>
       <w:r>
         <w:rPr>
           <w:rFonts w:ascii="Times New Roman" w:hAnsi="Times New Roman" w:cs="Times New Roman"/>
@@ -2029,16 +1842,7 @@
           <w:sz w:val="24"/>
           <w:szCs w:val="24"/>
         </w:rPr>
-        <w:t>(</w:t>
-      </w:r>
-      <w:proofErr w:type="gramEnd"/>
-      <w:r>
-        <w:rPr>
-          <w:rFonts w:ascii="Times New Roman" w:hAnsi="Times New Roman" w:cs="Times New Roman"/>
-          <w:sz w:val="24"/>
-          <w:szCs w:val="24"/>
-        </w:rPr>
-        <w:t>) {</w:t>
+        <w:t>() {</w:t>
       </w:r>
     </w:p>
     <w:p>
@@ -2094,7 +1898,6 @@
         <w:t xml:space="preserve"> = new </w:t>
       </w:r>
       <w:proofErr w:type="spellStart"/>
-      <w:proofErr w:type="gramStart"/>
       <w:r>
         <w:rPr>
           <w:rFonts w:ascii="Times New Roman" w:hAnsi="Times New Roman" w:cs="Times New Roman"/>
@@ -2110,16 +1913,7 @@
           <w:sz w:val="24"/>
           <w:szCs w:val="24"/>
         </w:rPr>
-        <w:t>(</w:t>
-      </w:r>
-      <w:proofErr w:type="gramEnd"/>
-      <w:r>
-        <w:rPr>
-          <w:rFonts w:ascii="Times New Roman" w:hAnsi="Times New Roman" w:cs="Times New Roman"/>
-          <w:sz w:val="24"/>
-          <w:szCs w:val="24"/>
-        </w:rPr>
-        <w:t>);</w:t>
+        <w:t>();</w:t>
       </w:r>
     </w:p>
     <w:p>
@@ -2139,7 +1933,6 @@
         <w:t xml:space="preserve">        int result = </w:t>
       </w:r>
       <w:proofErr w:type="spellStart"/>
-      <w:proofErr w:type="gramStart"/>
       <w:r>
         <w:rPr>
           <w:rFonts w:ascii="Times New Roman" w:hAnsi="Times New Roman" w:cs="Times New Roman"/>
@@ -2155,16 +1948,7 @@
           <w:sz w:val="24"/>
           <w:szCs w:val="24"/>
         </w:rPr>
-        <w:t>(</w:t>
-      </w:r>
-      <w:proofErr w:type="gramEnd"/>
-      <w:r>
-        <w:rPr>
-          <w:rFonts w:ascii="Times New Roman" w:hAnsi="Times New Roman" w:cs="Times New Roman"/>
-          <w:sz w:val="24"/>
-          <w:szCs w:val="24"/>
-        </w:rPr>
-        <w:t>5, 4);</w:t>
+        <w:t>(5, 4);</w:t>
       </w:r>
     </w:p>
     <w:p>
@@ -2184,7 +1968,6 @@
         <w:t xml:space="preserve">        </w:t>
       </w:r>
       <w:proofErr w:type="spellStart"/>
-      <w:proofErr w:type="gramStart"/>
       <w:r>
         <w:rPr>
           <w:rFonts w:ascii="Times New Roman" w:hAnsi="Times New Roman" w:cs="Times New Roman"/>
@@ -2200,16 +1983,7 @@
           <w:sz w:val="24"/>
           <w:szCs w:val="24"/>
         </w:rPr>
-        <w:t>(</w:t>
-      </w:r>
-      <w:proofErr w:type="gramEnd"/>
-      <w:r>
-        <w:rPr>
-          <w:rFonts w:ascii="Times New Roman" w:hAnsi="Times New Roman" w:cs="Times New Roman"/>
-          <w:sz w:val="24"/>
-          <w:szCs w:val="24"/>
-        </w:rPr>
-        <w:t>9, result);</w:t>
+        <w:t>(9, result);</w:t>
       </w:r>
     </w:p>
     <w:p>
@@ -2263,7 +2037,6 @@
         <w:t xml:space="preserve">    public void </w:t>
       </w:r>
       <w:proofErr w:type="spellStart"/>
-      <w:proofErr w:type="gramStart"/>
       <w:r>
         <w:rPr>
           <w:rFonts w:ascii="Times New Roman" w:hAnsi="Times New Roman" w:cs="Times New Roman"/>
@@ -2279,16 +2052,7 @@
           <w:sz w:val="24"/>
           <w:szCs w:val="24"/>
         </w:rPr>
-        <w:t>(</w:t>
-      </w:r>
-      <w:proofErr w:type="gramEnd"/>
-      <w:r>
-        <w:rPr>
-          <w:rFonts w:ascii="Times New Roman" w:hAnsi="Times New Roman" w:cs="Times New Roman"/>
-          <w:sz w:val="24"/>
-          <w:szCs w:val="24"/>
-        </w:rPr>
-        <w:t>) {</w:t>
+        <w:t>() {</w:t>
       </w:r>
     </w:p>
     <w:p>
@@ -2344,7 +2108,6 @@
         <w:t xml:space="preserve"> = new </w:t>
       </w:r>
       <w:proofErr w:type="spellStart"/>
-      <w:proofErr w:type="gramStart"/>
       <w:r>
         <w:rPr>
           <w:rFonts w:ascii="Times New Roman" w:hAnsi="Times New Roman" w:cs="Times New Roman"/>
@@ -2360,16 +2123,7 @@
           <w:sz w:val="24"/>
           <w:szCs w:val="24"/>
         </w:rPr>
-        <w:t>(</w:t>
-      </w:r>
-      <w:proofErr w:type="gramEnd"/>
-      <w:r>
-        <w:rPr>
-          <w:rFonts w:ascii="Times New Roman" w:hAnsi="Times New Roman" w:cs="Times New Roman"/>
-          <w:sz w:val="24"/>
-          <w:szCs w:val="24"/>
-        </w:rPr>
-        <w:t>);</w:t>
+        <w:t>();</w:t>
       </w:r>
     </w:p>
     <w:p>
@@ -2425,7 +2179,6 @@
         <w:t xml:space="preserve">        </w:t>
       </w:r>
       <w:proofErr w:type="spellStart"/>
-      <w:proofErr w:type="gramStart"/>
       <w:r>
         <w:rPr>
           <w:rFonts w:ascii="Times New Roman" w:hAnsi="Times New Roman" w:cs="Times New Roman"/>
@@ -2441,77 +2194,191 @@
           <w:sz w:val="24"/>
           <w:szCs w:val="24"/>
         </w:rPr>
+        <w:t>(16, result);</w:t>
+      </w:r>
+    </w:p>
+    <w:p>
+      <w:pPr>
+        <w:rPr>
+          <w:rFonts w:ascii="Times New Roman" w:hAnsi="Times New Roman" w:cs="Times New Roman"/>
+          <w:sz w:val="24"/>
+          <w:szCs w:val="24"/>
+        </w:rPr>
+      </w:pPr>
+      <w:r>
+        <w:rPr>
+          <w:rFonts w:ascii="Times New Roman" w:hAnsi="Times New Roman" w:cs="Times New Roman"/>
+          <w:sz w:val="24"/>
+          <w:szCs w:val="24"/>
+        </w:rPr>
+        <w:t xml:space="preserve">    }</w:t>
+      </w:r>
+    </w:p>
+    <w:p>
+      <w:pPr>
+        <w:rPr>
+          <w:rFonts w:ascii="Times New Roman" w:hAnsi="Times New Roman" w:cs="Times New Roman"/>
+          <w:sz w:val="24"/>
+          <w:szCs w:val="24"/>
+        </w:rPr>
+      </w:pPr>
+      <w:r>
+        <w:rPr>
+          <w:rFonts w:ascii="Times New Roman" w:hAnsi="Times New Roman" w:cs="Times New Roman"/>
+          <w:sz w:val="24"/>
+          <w:szCs w:val="24"/>
+        </w:rPr>
+        <w:t xml:space="preserve">    @Test</w:t>
+      </w:r>
+    </w:p>
+    <w:p>
+      <w:pPr>
+        <w:rPr>
+          <w:rFonts w:ascii="Times New Roman" w:hAnsi="Times New Roman" w:cs="Times New Roman"/>
+          <w:sz w:val="24"/>
+          <w:szCs w:val="24"/>
+        </w:rPr>
+      </w:pPr>
+      <w:r>
+        <w:rPr>
+          <w:rFonts w:ascii="Times New Roman" w:hAnsi="Times New Roman" w:cs="Times New Roman"/>
+          <w:sz w:val="24"/>
+          <w:szCs w:val="24"/>
+        </w:rPr>
+        <w:t xml:space="preserve">    public void </w:t>
+      </w:r>
+      <w:proofErr w:type="spellStart"/>
+      <w:r>
+        <w:rPr>
+          <w:rFonts w:ascii="Times New Roman" w:hAnsi="Times New Roman" w:cs="Times New Roman"/>
+          <w:sz w:val="24"/>
+          <w:szCs w:val="24"/>
+        </w:rPr>
+        <w:t>testIsEven</w:t>
+      </w:r>
+      <w:proofErr w:type="spellEnd"/>
+      <w:r>
+        <w:rPr>
+          <w:rFonts w:ascii="Times New Roman" w:hAnsi="Times New Roman" w:cs="Times New Roman"/>
+          <w:sz w:val="24"/>
+          <w:szCs w:val="24"/>
+        </w:rPr>
+        <w:t>() {</w:t>
+      </w:r>
+    </w:p>
+    <w:p>
+      <w:pPr>
+        <w:rPr>
+          <w:rFonts w:ascii="Times New Roman" w:hAnsi="Times New Roman" w:cs="Times New Roman"/>
+          <w:sz w:val="24"/>
+          <w:szCs w:val="24"/>
+        </w:rPr>
+      </w:pPr>
+      <w:r>
+        <w:rPr>
+          <w:rFonts w:ascii="Times New Roman" w:hAnsi="Times New Roman" w:cs="Times New Roman"/>
+          <w:sz w:val="24"/>
+          <w:szCs w:val="24"/>
+        </w:rPr>
+        <w:t xml:space="preserve">        </w:t>
+      </w:r>
+      <w:proofErr w:type="spellStart"/>
+      <w:r>
+        <w:rPr>
+          <w:rFonts w:ascii="Times New Roman" w:hAnsi="Times New Roman" w:cs="Times New Roman"/>
+          <w:sz w:val="24"/>
+          <w:szCs w:val="24"/>
+        </w:rPr>
+        <w:t>MathUtils</w:t>
+      </w:r>
+      <w:proofErr w:type="spellEnd"/>
+      <w:r>
+        <w:rPr>
+          <w:rFonts w:ascii="Times New Roman" w:hAnsi="Times New Roman" w:cs="Times New Roman"/>
+          <w:sz w:val="24"/>
+          <w:szCs w:val="24"/>
+        </w:rPr>
+        <w:t xml:space="preserve"> </w:t>
+      </w:r>
+      <w:proofErr w:type="spellStart"/>
+      <w:r>
+        <w:rPr>
+          <w:rFonts w:ascii="Times New Roman" w:hAnsi="Times New Roman" w:cs="Times New Roman"/>
+          <w:sz w:val="24"/>
+          <w:szCs w:val="24"/>
+        </w:rPr>
+        <w:t>mathUtils</w:t>
+      </w:r>
+      <w:proofErr w:type="spellEnd"/>
+      <w:r>
+        <w:rPr>
+          <w:rFonts w:ascii="Times New Roman" w:hAnsi="Times New Roman" w:cs="Times New Roman"/>
+          <w:sz w:val="24"/>
+          <w:szCs w:val="24"/>
+        </w:rPr>
+        <w:t xml:space="preserve"> = new </w:t>
+      </w:r>
+      <w:proofErr w:type="spellStart"/>
+      <w:r>
+        <w:rPr>
+          <w:rFonts w:ascii="Times New Roman" w:hAnsi="Times New Roman" w:cs="Times New Roman"/>
+          <w:sz w:val="24"/>
+          <w:szCs w:val="24"/>
+        </w:rPr>
+        <w:t>MathUtils</w:t>
+      </w:r>
+      <w:proofErr w:type="spellEnd"/>
+      <w:r>
+        <w:rPr>
+          <w:rFonts w:ascii="Times New Roman" w:hAnsi="Times New Roman" w:cs="Times New Roman"/>
+          <w:sz w:val="24"/>
+          <w:szCs w:val="24"/>
+        </w:rPr>
+        <w:t>();</w:t>
+      </w:r>
+    </w:p>
+    <w:p>
+      <w:pPr>
+        <w:rPr>
+          <w:rFonts w:ascii="Times New Roman" w:hAnsi="Times New Roman" w:cs="Times New Roman"/>
+          <w:sz w:val="24"/>
+          <w:szCs w:val="24"/>
+        </w:rPr>
+      </w:pPr>
+      <w:r>
+        <w:rPr>
+          <w:rFonts w:ascii="Times New Roman" w:hAnsi="Times New Roman" w:cs="Times New Roman"/>
+          <w:sz w:val="24"/>
+          <w:szCs w:val="24"/>
+        </w:rPr>
+        <w:t xml:space="preserve">        </w:t>
+      </w:r>
+      <w:proofErr w:type="spellStart"/>
+      <w:r>
+        <w:rPr>
+          <w:rFonts w:ascii="Times New Roman" w:hAnsi="Times New Roman" w:cs="Times New Roman"/>
+          <w:sz w:val="24"/>
+          <w:szCs w:val="24"/>
+        </w:rPr>
+        <w:t>assertTrue</w:t>
+      </w:r>
+      <w:proofErr w:type="spellEnd"/>
+      <w:r>
+        <w:rPr>
+          <w:rFonts w:ascii="Times New Roman" w:hAnsi="Times New Roman" w:cs="Times New Roman"/>
+          <w:sz w:val="24"/>
+          <w:szCs w:val="24"/>
+        </w:rPr>
         <w:t>(</w:t>
       </w:r>
-      <w:proofErr w:type="gramEnd"/>
-      <w:r>
-        <w:rPr>
-          <w:rFonts w:ascii="Times New Roman" w:hAnsi="Times New Roman" w:cs="Times New Roman"/>
-          <w:sz w:val="24"/>
-          <w:szCs w:val="24"/>
-        </w:rPr>
-        <w:t>16, result);</w:t>
-      </w:r>
-    </w:p>
-    <w:p>
-      <w:pPr>
-        <w:rPr>
-          <w:rFonts w:ascii="Times New Roman" w:hAnsi="Times New Roman" w:cs="Times New Roman"/>
-          <w:sz w:val="24"/>
-          <w:szCs w:val="24"/>
-        </w:rPr>
-      </w:pPr>
-      <w:r>
-        <w:rPr>
-          <w:rFonts w:ascii="Times New Roman" w:hAnsi="Times New Roman" w:cs="Times New Roman"/>
-          <w:sz w:val="24"/>
-          <w:szCs w:val="24"/>
-        </w:rPr>
-        <w:t xml:space="preserve">    }</w:t>
-      </w:r>
-    </w:p>
-    <w:p>
-      <w:pPr>
-        <w:rPr>
-          <w:rFonts w:ascii="Times New Roman" w:hAnsi="Times New Roman" w:cs="Times New Roman"/>
-          <w:sz w:val="24"/>
-          <w:szCs w:val="24"/>
-        </w:rPr>
-      </w:pPr>
-      <w:r>
-        <w:rPr>
-          <w:rFonts w:ascii="Times New Roman" w:hAnsi="Times New Roman" w:cs="Times New Roman"/>
-          <w:sz w:val="24"/>
-          <w:szCs w:val="24"/>
-        </w:rPr>
-        <w:t xml:space="preserve">    @Test</w:t>
-      </w:r>
-    </w:p>
-    <w:p>
-      <w:pPr>
-        <w:rPr>
-          <w:rFonts w:ascii="Times New Roman" w:hAnsi="Times New Roman" w:cs="Times New Roman"/>
-          <w:sz w:val="24"/>
-          <w:szCs w:val="24"/>
-        </w:rPr>
-      </w:pPr>
-      <w:r>
-        <w:rPr>
-          <w:rFonts w:ascii="Times New Roman" w:hAnsi="Times New Roman" w:cs="Times New Roman"/>
-          <w:sz w:val="24"/>
-          <w:szCs w:val="24"/>
-        </w:rPr>
-        <w:t xml:space="preserve">    public void </w:t>
-      </w:r>
       <w:proofErr w:type="spellStart"/>
-      <w:proofErr w:type="gramStart"/>
-      <w:r>
-        <w:rPr>
-          <w:rFonts w:ascii="Times New Roman" w:hAnsi="Times New Roman" w:cs="Times New Roman"/>
-          <w:sz w:val="24"/>
-          <w:szCs w:val="24"/>
-        </w:rPr>
-        <w:t>testIsEven</w:t>
+      <w:r>
+        <w:rPr>
+          <w:rFonts w:ascii="Times New Roman" w:hAnsi="Times New Roman" w:cs="Times New Roman"/>
+          <w:sz w:val="24"/>
+          <w:szCs w:val="24"/>
+        </w:rPr>
+        <w:t>mathUtils.isEven</w:t>
       </w:r>
       <w:proofErr w:type="spellEnd"/>
       <w:r>
@@ -2520,191 +2387,44 @@
           <w:sz w:val="24"/>
           <w:szCs w:val="24"/>
         </w:rPr>
+        <w:t>(20));</w:t>
+      </w:r>
+    </w:p>
+    <w:p>
+      <w:pPr>
+        <w:rPr>
+          <w:rFonts w:ascii="Times New Roman" w:hAnsi="Times New Roman" w:cs="Times New Roman"/>
+          <w:sz w:val="24"/>
+          <w:szCs w:val="24"/>
+        </w:rPr>
+      </w:pPr>
+      <w:r>
+        <w:rPr>
+          <w:rFonts w:ascii="Times New Roman" w:hAnsi="Times New Roman" w:cs="Times New Roman"/>
+          <w:sz w:val="24"/>
+          <w:szCs w:val="24"/>
+        </w:rPr>
+        <w:t xml:space="preserve">        </w:t>
+      </w:r>
+      <w:proofErr w:type="spellStart"/>
+      <w:r>
+        <w:rPr>
+          <w:rFonts w:ascii="Times New Roman" w:hAnsi="Times New Roman" w:cs="Times New Roman"/>
+          <w:sz w:val="24"/>
+          <w:szCs w:val="24"/>
+        </w:rPr>
+        <w:t>assertFalse</w:t>
+      </w:r>
+      <w:proofErr w:type="spellEnd"/>
+      <w:r>
+        <w:rPr>
+          <w:rFonts w:ascii="Times New Roman" w:hAnsi="Times New Roman" w:cs="Times New Roman"/>
+          <w:sz w:val="24"/>
+          <w:szCs w:val="24"/>
+        </w:rPr>
         <w:t>(</w:t>
       </w:r>
-      <w:proofErr w:type="gramEnd"/>
-      <w:r>
-        <w:rPr>
-          <w:rFonts w:ascii="Times New Roman" w:hAnsi="Times New Roman" w:cs="Times New Roman"/>
-          <w:sz w:val="24"/>
-          <w:szCs w:val="24"/>
-        </w:rPr>
-        <w:t>) {</w:t>
-      </w:r>
-    </w:p>
-    <w:p>
-      <w:pPr>
-        <w:rPr>
-          <w:rFonts w:ascii="Times New Roman" w:hAnsi="Times New Roman" w:cs="Times New Roman"/>
-          <w:sz w:val="24"/>
-          <w:szCs w:val="24"/>
-        </w:rPr>
-      </w:pPr>
-      <w:r>
-        <w:rPr>
-          <w:rFonts w:ascii="Times New Roman" w:hAnsi="Times New Roman" w:cs="Times New Roman"/>
-          <w:sz w:val="24"/>
-          <w:szCs w:val="24"/>
-        </w:rPr>
-        <w:t xml:space="preserve">        </w:t>
-      </w:r>
       <w:proofErr w:type="spellStart"/>
-      <w:r>
-        <w:rPr>
-          <w:rFonts w:ascii="Times New Roman" w:hAnsi="Times New Roman" w:cs="Times New Roman"/>
-          <w:sz w:val="24"/>
-          <w:szCs w:val="24"/>
-        </w:rPr>
-        <w:t>MathUtils</w:t>
-      </w:r>
-      <w:proofErr w:type="spellEnd"/>
-      <w:r>
-        <w:rPr>
-          <w:rFonts w:ascii="Times New Roman" w:hAnsi="Times New Roman" w:cs="Times New Roman"/>
-          <w:sz w:val="24"/>
-          <w:szCs w:val="24"/>
-        </w:rPr>
-        <w:t xml:space="preserve"> </w:t>
-      </w:r>
-      <w:proofErr w:type="spellStart"/>
-      <w:r>
-        <w:rPr>
-          <w:rFonts w:ascii="Times New Roman" w:hAnsi="Times New Roman" w:cs="Times New Roman"/>
-          <w:sz w:val="24"/>
-          <w:szCs w:val="24"/>
-        </w:rPr>
-        <w:t>mathUtils</w:t>
-      </w:r>
-      <w:proofErr w:type="spellEnd"/>
-      <w:r>
-        <w:rPr>
-          <w:rFonts w:ascii="Times New Roman" w:hAnsi="Times New Roman" w:cs="Times New Roman"/>
-          <w:sz w:val="24"/>
-          <w:szCs w:val="24"/>
-        </w:rPr>
-        <w:t xml:space="preserve"> = new </w:t>
-      </w:r>
-      <w:proofErr w:type="spellStart"/>
-      <w:proofErr w:type="gramStart"/>
-      <w:r>
-        <w:rPr>
-          <w:rFonts w:ascii="Times New Roman" w:hAnsi="Times New Roman" w:cs="Times New Roman"/>
-          <w:sz w:val="24"/>
-          <w:szCs w:val="24"/>
-        </w:rPr>
-        <w:t>MathUtils</w:t>
-      </w:r>
-      <w:proofErr w:type="spellEnd"/>
-      <w:r>
-        <w:rPr>
-          <w:rFonts w:ascii="Times New Roman" w:hAnsi="Times New Roman" w:cs="Times New Roman"/>
-          <w:sz w:val="24"/>
-          <w:szCs w:val="24"/>
-        </w:rPr>
-        <w:t>(</w:t>
-      </w:r>
-      <w:proofErr w:type="gramEnd"/>
-      <w:r>
-        <w:rPr>
-          <w:rFonts w:ascii="Times New Roman" w:hAnsi="Times New Roman" w:cs="Times New Roman"/>
-          <w:sz w:val="24"/>
-          <w:szCs w:val="24"/>
-        </w:rPr>
-        <w:t>);</w:t>
-      </w:r>
-    </w:p>
-    <w:p>
-      <w:pPr>
-        <w:rPr>
-          <w:rFonts w:ascii="Times New Roman" w:hAnsi="Times New Roman" w:cs="Times New Roman"/>
-          <w:sz w:val="24"/>
-          <w:szCs w:val="24"/>
-        </w:rPr>
-      </w:pPr>
-      <w:r>
-        <w:rPr>
-          <w:rFonts w:ascii="Times New Roman" w:hAnsi="Times New Roman" w:cs="Times New Roman"/>
-          <w:sz w:val="24"/>
-          <w:szCs w:val="24"/>
-        </w:rPr>
-        <w:t xml:space="preserve">        </w:t>
-      </w:r>
-      <w:proofErr w:type="spellStart"/>
-      <w:proofErr w:type="gramStart"/>
-      <w:r>
-        <w:rPr>
-          <w:rFonts w:ascii="Times New Roman" w:hAnsi="Times New Roman" w:cs="Times New Roman"/>
-          <w:sz w:val="24"/>
-          <w:szCs w:val="24"/>
-        </w:rPr>
-        <w:t>assertTrue</w:t>
-      </w:r>
-      <w:proofErr w:type="spellEnd"/>
-      <w:r>
-        <w:rPr>
-          <w:rFonts w:ascii="Times New Roman" w:hAnsi="Times New Roman" w:cs="Times New Roman"/>
-          <w:sz w:val="24"/>
-          <w:szCs w:val="24"/>
-        </w:rPr>
-        <w:t>(</w:t>
-      </w:r>
-      <w:proofErr w:type="spellStart"/>
-      <w:proofErr w:type="gramEnd"/>
-      <w:r>
-        <w:rPr>
-          <w:rFonts w:ascii="Times New Roman" w:hAnsi="Times New Roman" w:cs="Times New Roman"/>
-          <w:sz w:val="24"/>
-          <w:szCs w:val="24"/>
-        </w:rPr>
-        <w:t>mathUtils.isEven</w:t>
-      </w:r>
-      <w:proofErr w:type="spellEnd"/>
-      <w:r>
-        <w:rPr>
-          <w:rFonts w:ascii="Times New Roman" w:hAnsi="Times New Roman" w:cs="Times New Roman"/>
-          <w:sz w:val="24"/>
-          <w:szCs w:val="24"/>
-        </w:rPr>
-        <w:t>(20));</w:t>
-      </w:r>
-    </w:p>
-    <w:p>
-      <w:pPr>
-        <w:rPr>
-          <w:rFonts w:ascii="Times New Roman" w:hAnsi="Times New Roman" w:cs="Times New Roman"/>
-          <w:sz w:val="24"/>
-          <w:szCs w:val="24"/>
-        </w:rPr>
-      </w:pPr>
-      <w:r>
-        <w:rPr>
-          <w:rFonts w:ascii="Times New Roman" w:hAnsi="Times New Roman" w:cs="Times New Roman"/>
-          <w:sz w:val="24"/>
-          <w:szCs w:val="24"/>
-        </w:rPr>
-        <w:t xml:space="preserve">        </w:t>
-      </w:r>
-      <w:proofErr w:type="spellStart"/>
-      <w:proofErr w:type="gramStart"/>
-      <w:r>
-        <w:rPr>
-          <w:rFonts w:ascii="Times New Roman" w:hAnsi="Times New Roman" w:cs="Times New Roman"/>
-          <w:sz w:val="24"/>
-          <w:szCs w:val="24"/>
-        </w:rPr>
-        <w:t>assertFalse</w:t>
-      </w:r>
-      <w:proofErr w:type="spellEnd"/>
-      <w:r>
-        <w:rPr>
-          <w:rFonts w:ascii="Times New Roman" w:hAnsi="Times New Roman" w:cs="Times New Roman"/>
-          <w:sz w:val="24"/>
-          <w:szCs w:val="24"/>
-        </w:rPr>
-        <w:t>(</w:t>
-      </w:r>
-      <w:proofErr w:type="spellStart"/>
-      <w:proofErr w:type="gramEnd"/>
       <w:r>
         <w:rPr>
           <w:rFonts w:ascii="Times New Roman" w:hAnsi="Times New Roman" w:cs="Times New Roman"/>
@@ -3070,23 +2790,13 @@
         <w:t xml:space="preserve">import </w:t>
       </w:r>
       <w:proofErr w:type="spellStart"/>
-      <w:proofErr w:type="gramStart"/>
-      <w:r>
-        <w:rPr>
-          <w:rFonts w:ascii="Times New Roman" w:hAnsi="Times New Roman" w:cs="Times New Roman"/>
-          <w:sz w:val="24"/>
-          <w:szCs w:val="24"/>
-        </w:rPr>
-        <w:t>org.junit</w:t>
-      </w:r>
-      <w:proofErr w:type="gramEnd"/>
-      <w:r>
-        <w:rPr>
-          <w:rFonts w:ascii="Times New Roman" w:hAnsi="Times New Roman" w:cs="Times New Roman"/>
-          <w:sz w:val="24"/>
-          <w:szCs w:val="24"/>
-        </w:rPr>
-        <w:t>.Test</w:t>
+      <w:r>
+        <w:rPr>
+          <w:rFonts w:ascii="Times New Roman" w:hAnsi="Times New Roman" w:cs="Times New Roman"/>
+          <w:sz w:val="24"/>
+          <w:szCs w:val="24"/>
+        </w:rPr>
+        <w:t>org.junit.Test</w:t>
       </w:r>
       <w:proofErr w:type="spellEnd"/>
       <w:r>
@@ -3115,32 +2825,13 @@
         <w:t xml:space="preserve">import static </w:t>
       </w:r>
       <w:proofErr w:type="spellStart"/>
-      <w:proofErr w:type="gramStart"/>
-      <w:r>
-        <w:rPr>
-          <w:rFonts w:ascii="Times New Roman" w:hAnsi="Times New Roman" w:cs="Times New Roman"/>
-          <w:sz w:val="24"/>
-          <w:szCs w:val="24"/>
-        </w:rPr>
-        <w:t>org.junit</w:t>
-      </w:r>
-      <w:proofErr w:type="gramEnd"/>
-      <w:r>
-        <w:rPr>
-          <w:rFonts w:ascii="Times New Roman" w:hAnsi="Times New Roman" w:cs="Times New Roman"/>
-          <w:sz w:val="24"/>
-          <w:szCs w:val="24"/>
-        </w:rPr>
-        <w:t>.</w:t>
-      </w:r>
-      <w:proofErr w:type="gramStart"/>
-      <w:r>
-        <w:rPr>
-          <w:rFonts w:ascii="Times New Roman" w:hAnsi="Times New Roman" w:cs="Times New Roman"/>
-          <w:sz w:val="24"/>
-          <w:szCs w:val="24"/>
-        </w:rPr>
-        <w:t>Assert</w:t>
+      <w:r>
+        <w:rPr>
+          <w:rFonts w:ascii="Times New Roman" w:hAnsi="Times New Roman" w:cs="Times New Roman"/>
+          <w:sz w:val="24"/>
+          <w:szCs w:val="24"/>
+        </w:rPr>
+        <w:t>org.junit.Assert</w:t>
       </w:r>
       <w:proofErr w:type="spellEnd"/>
       <w:r>
@@ -3149,16 +2840,7 @@
           <w:sz w:val="24"/>
           <w:szCs w:val="24"/>
         </w:rPr>
-        <w:t>.*</w:t>
-      </w:r>
-      <w:proofErr w:type="gramEnd"/>
-      <w:r>
-        <w:rPr>
-          <w:rFonts w:ascii="Times New Roman" w:hAnsi="Times New Roman" w:cs="Times New Roman"/>
-          <w:sz w:val="24"/>
-          <w:szCs w:val="24"/>
-        </w:rPr>
-        <w:t>;</w:t>
+        <w:t>.*;</w:t>
       </w:r>
     </w:p>
     <w:p>
@@ -3230,7 +2912,6 @@
         <w:t xml:space="preserve">    public void </w:t>
       </w:r>
       <w:proofErr w:type="spellStart"/>
-      <w:proofErr w:type="gramStart"/>
       <w:r>
         <w:rPr>
           <w:rFonts w:ascii="Times New Roman" w:hAnsi="Times New Roman" w:cs="Times New Roman"/>
@@ -3246,16 +2927,7 @@
           <w:sz w:val="24"/>
           <w:szCs w:val="24"/>
         </w:rPr>
-        <w:t>(</w:t>
-      </w:r>
-      <w:proofErr w:type="gramEnd"/>
-      <w:r>
-        <w:rPr>
-          <w:rFonts w:ascii="Times New Roman" w:hAnsi="Times New Roman" w:cs="Times New Roman"/>
-          <w:sz w:val="24"/>
-          <w:szCs w:val="24"/>
-        </w:rPr>
-        <w:t>) {</w:t>
+        <w:t>() {</w:t>
       </w:r>
     </w:p>
     <w:p>
@@ -3275,7 +2947,6 @@
         <w:t xml:space="preserve">        </w:t>
       </w:r>
       <w:proofErr w:type="spellStart"/>
-      <w:proofErr w:type="gramStart"/>
       <w:r>
         <w:rPr>
           <w:rFonts w:ascii="Times New Roman" w:hAnsi="Times New Roman" w:cs="Times New Roman"/>
@@ -3291,16 +2962,7 @@
           <w:sz w:val="24"/>
           <w:szCs w:val="24"/>
         </w:rPr>
-        <w:t>(</w:t>
-      </w:r>
-      <w:proofErr w:type="gramEnd"/>
-      <w:r>
-        <w:rPr>
-          <w:rFonts w:ascii="Times New Roman" w:hAnsi="Times New Roman" w:cs="Times New Roman"/>
-          <w:sz w:val="24"/>
-          <w:szCs w:val="24"/>
-        </w:rPr>
-        <w:t>3, 1 + 2);</w:t>
+        <w:t>(3, 1 + 2);</w:t>
       </w:r>
     </w:p>
     <w:p>
@@ -3320,7 +2982,6 @@
         <w:t xml:space="preserve">        </w:t>
       </w:r>
       <w:proofErr w:type="spellStart"/>
-      <w:proofErr w:type="gramStart"/>
       <w:r>
         <w:rPr>
           <w:rFonts w:ascii="Times New Roman" w:hAnsi="Times New Roman" w:cs="Times New Roman"/>
@@ -3336,16 +2997,7 @@
           <w:sz w:val="24"/>
           <w:szCs w:val="24"/>
         </w:rPr>
-        <w:t>(</w:t>
-      </w:r>
-      <w:proofErr w:type="gramEnd"/>
-      <w:r>
-        <w:rPr>
-          <w:rFonts w:ascii="Times New Roman" w:hAnsi="Times New Roman" w:cs="Times New Roman"/>
-          <w:sz w:val="24"/>
-          <w:szCs w:val="24"/>
-        </w:rPr>
-        <w:t>7 &gt; 1);</w:t>
+        <w:t>(7 &gt; 1);</w:t>
       </w:r>
     </w:p>
     <w:p>
@@ -3365,7 +3017,6 @@
         <w:t xml:space="preserve">        </w:t>
       </w:r>
       <w:proofErr w:type="spellStart"/>
-      <w:proofErr w:type="gramStart"/>
       <w:r>
         <w:rPr>
           <w:rFonts w:ascii="Times New Roman" w:hAnsi="Times New Roman" w:cs="Times New Roman"/>
@@ -3381,16 +3032,7 @@
           <w:sz w:val="24"/>
           <w:szCs w:val="24"/>
         </w:rPr>
-        <w:t>(</w:t>
-      </w:r>
-      <w:proofErr w:type="gramEnd"/>
-      <w:r>
-        <w:rPr>
-          <w:rFonts w:ascii="Times New Roman" w:hAnsi="Times New Roman" w:cs="Times New Roman"/>
-          <w:sz w:val="24"/>
-          <w:szCs w:val="24"/>
-        </w:rPr>
-        <w:t>7 &lt; 1);</w:t>
+        <w:t>(7 &lt; 1);</w:t>
       </w:r>
     </w:p>
     <w:p>
@@ -3459,25 +3101,7 @@
           <w:sz w:val="24"/>
           <w:szCs w:val="24"/>
         </w:rPr>
-        <w:t xml:space="preserve">        Object obj2 = new </w:t>
-      </w:r>
-      <w:proofErr w:type="gramStart"/>
-      <w:r>
-        <w:rPr>
-          <w:rFonts w:ascii="Times New Roman" w:hAnsi="Times New Roman" w:cs="Times New Roman"/>
-          <w:sz w:val="24"/>
-          <w:szCs w:val="24"/>
-        </w:rPr>
-        <w:t>Object(</w:t>
-      </w:r>
-      <w:proofErr w:type="gramEnd"/>
-      <w:r>
-        <w:rPr>
-          <w:rFonts w:ascii="Times New Roman" w:hAnsi="Times New Roman" w:cs="Times New Roman"/>
-          <w:sz w:val="24"/>
-          <w:szCs w:val="24"/>
-        </w:rPr>
-        <w:t>);</w:t>
+        <w:t xml:space="preserve">        Object obj2 = new Object();</w:t>
       </w:r>
     </w:p>
     <w:p>
@@ -3776,25 +3400,7 @@
           <w:sz w:val="24"/>
           <w:szCs w:val="24"/>
         </w:rPr>
-        <w:t xml:space="preserve">    public int </w:t>
-      </w:r>
-      <w:proofErr w:type="gramStart"/>
-      <w:r>
-        <w:rPr>
-          <w:rFonts w:ascii="Times New Roman" w:hAnsi="Times New Roman" w:cs="Times New Roman"/>
-          <w:sz w:val="24"/>
-          <w:szCs w:val="24"/>
-        </w:rPr>
-        <w:t>add(</w:t>
-      </w:r>
-      <w:proofErr w:type="gramEnd"/>
-      <w:r>
-        <w:rPr>
-          <w:rFonts w:ascii="Times New Roman" w:hAnsi="Times New Roman" w:cs="Times New Roman"/>
-          <w:sz w:val="24"/>
-          <w:szCs w:val="24"/>
-        </w:rPr>
-        <w:t>int a, int b) {</w:t>
+        <w:t xml:space="preserve">    public int add(int a, int b) {</w:t>
       </w:r>
     </w:p>
     <w:p>
@@ -3845,25 +3451,7 @@
           <w:sz w:val="24"/>
           <w:szCs w:val="24"/>
         </w:rPr>
-        <w:t xml:space="preserve">    public int </w:t>
-      </w:r>
-      <w:proofErr w:type="gramStart"/>
-      <w:r>
-        <w:rPr>
-          <w:rFonts w:ascii="Times New Roman" w:hAnsi="Times New Roman" w:cs="Times New Roman"/>
-          <w:sz w:val="24"/>
-          <w:szCs w:val="24"/>
-        </w:rPr>
-        <w:t>subtract(</w:t>
-      </w:r>
-      <w:proofErr w:type="gramEnd"/>
-      <w:r>
-        <w:rPr>
-          <w:rFonts w:ascii="Times New Roman" w:hAnsi="Times New Roman" w:cs="Times New Roman"/>
-          <w:sz w:val="24"/>
-          <w:szCs w:val="24"/>
-        </w:rPr>
-        <w:t>int a, int b) {</w:t>
+        <w:t xml:space="preserve">    public int subtract(int a, int b) {</w:t>
       </w:r>
     </w:p>
     <w:p>
@@ -3983,23 +3571,13 @@
         <w:t xml:space="preserve">import </w:t>
       </w:r>
       <w:proofErr w:type="spellStart"/>
-      <w:proofErr w:type="gramStart"/>
-      <w:r>
-        <w:rPr>
-          <w:rFonts w:ascii="Times New Roman" w:hAnsi="Times New Roman" w:cs="Times New Roman"/>
-          <w:sz w:val="24"/>
-          <w:szCs w:val="24"/>
-        </w:rPr>
-        <w:t>org.junit</w:t>
-      </w:r>
-      <w:proofErr w:type="gramEnd"/>
-      <w:r>
-        <w:rPr>
-          <w:rFonts w:ascii="Times New Roman" w:hAnsi="Times New Roman" w:cs="Times New Roman"/>
-          <w:sz w:val="24"/>
-          <w:szCs w:val="24"/>
-        </w:rPr>
-        <w:t>.Before</w:t>
+      <w:r>
+        <w:rPr>
+          <w:rFonts w:ascii="Times New Roman" w:hAnsi="Times New Roman" w:cs="Times New Roman"/>
+          <w:sz w:val="24"/>
+          <w:szCs w:val="24"/>
+        </w:rPr>
+        <w:t>org.junit.Before</w:t>
       </w:r>
       <w:proofErr w:type="spellEnd"/>
       <w:r>
@@ -4028,23 +3606,13 @@
         <w:t xml:space="preserve">import </w:t>
       </w:r>
       <w:proofErr w:type="spellStart"/>
-      <w:proofErr w:type="gramStart"/>
-      <w:r>
-        <w:rPr>
-          <w:rFonts w:ascii="Times New Roman" w:hAnsi="Times New Roman" w:cs="Times New Roman"/>
-          <w:sz w:val="24"/>
-          <w:szCs w:val="24"/>
-        </w:rPr>
-        <w:t>org.junit</w:t>
-      </w:r>
-      <w:proofErr w:type="gramEnd"/>
-      <w:r>
-        <w:rPr>
-          <w:rFonts w:ascii="Times New Roman" w:hAnsi="Times New Roman" w:cs="Times New Roman"/>
-          <w:sz w:val="24"/>
-          <w:szCs w:val="24"/>
-        </w:rPr>
-        <w:t>.After</w:t>
+      <w:r>
+        <w:rPr>
+          <w:rFonts w:ascii="Times New Roman" w:hAnsi="Times New Roman" w:cs="Times New Roman"/>
+          <w:sz w:val="24"/>
+          <w:szCs w:val="24"/>
+        </w:rPr>
+        <w:t>org.junit.After</w:t>
       </w:r>
       <w:proofErr w:type="spellEnd"/>
       <w:r>
@@ -4073,23 +3641,13 @@
         <w:t xml:space="preserve">import </w:t>
       </w:r>
       <w:proofErr w:type="spellStart"/>
-      <w:proofErr w:type="gramStart"/>
-      <w:r>
-        <w:rPr>
-          <w:rFonts w:ascii="Times New Roman" w:hAnsi="Times New Roman" w:cs="Times New Roman"/>
-          <w:sz w:val="24"/>
-          <w:szCs w:val="24"/>
-        </w:rPr>
-        <w:t>org.junit</w:t>
-      </w:r>
-      <w:proofErr w:type="gramEnd"/>
-      <w:r>
-        <w:rPr>
-          <w:rFonts w:ascii="Times New Roman" w:hAnsi="Times New Roman" w:cs="Times New Roman"/>
-          <w:sz w:val="24"/>
-          <w:szCs w:val="24"/>
-        </w:rPr>
-        <w:t>.Test</w:t>
+      <w:r>
+        <w:rPr>
+          <w:rFonts w:ascii="Times New Roman" w:hAnsi="Times New Roman" w:cs="Times New Roman"/>
+          <w:sz w:val="24"/>
+          <w:szCs w:val="24"/>
+        </w:rPr>
+        <w:t>org.junit.Test</w:t>
       </w:r>
       <w:proofErr w:type="spellEnd"/>
       <w:r>
@@ -4118,32 +3676,13 @@
         <w:t xml:space="preserve">import static </w:t>
       </w:r>
       <w:proofErr w:type="spellStart"/>
-      <w:proofErr w:type="gramStart"/>
-      <w:r>
-        <w:rPr>
-          <w:rFonts w:ascii="Times New Roman" w:hAnsi="Times New Roman" w:cs="Times New Roman"/>
-          <w:sz w:val="24"/>
-          <w:szCs w:val="24"/>
-        </w:rPr>
-        <w:t>org.junit</w:t>
-      </w:r>
-      <w:proofErr w:type="gramEnd"/>
-      <w:r>
-        <w:rPr>
-          <w:rFonts w:ascii="Times New Roman" w:hAnsi="Times New Roman" w:cs="Times New Roman"/>
-          <w:sz w:val="24"/>
-          <w:szCs w:val="24"/>
-        </w:rPr>
-        <w:t>.</w:t>
-      </w:r>
-      <w:proofErr w:type="gramStart"/>
-      <w:r>
-        <w:rPr>
-          <w:rFonts w:ascii="Times New Roman" w:hAnsi="Times New Roman" w:cs="Times New Roman"/>
-          <w:sz w:val="24"/>
-          <w:szCs w:val="24"/>
-        </w:rPr>
-        <w:t>Assert</w:t>
+      <w:r>
+        <w:rPr>
+          <w:rFonts w:ascii="Times New Roman" w:hAnsi="Times New Roman" w:cs="Times New Roman"/>
+          <w:sz w:val="24"/>
+          <w:szCs w:val="24"/>
+        </w:rPr>
+        <w:t>org.junit.Assert</w:t>
       </w:r>
       <w:proofErr w:type="spellEnd"/>
       <w:r>
@@ -4152,9 +3691,70 @@
           <w:sz w:val="24"/>
           <w:szCs w:val="24"/>
         </w:rPr>
-        <w:t>.*</w:t>
-      </w:r>
-      <w:proofErr w:type="gramEnd"/>
+        <w:t>.*;</w:t>
+      </w:r>
+    </w:p>
+    <w:p>
+      <w:pPr>
+        <w:rPr>
+          <w:rFonts w:ascii="Times New Roman" w:hAnsi="Times New Roman" w:cs="Times New Roman"/>
+          <w:sz w:val="24"/>
+          <w:szCs w:val="24"/>
+        </w:rPr>
+      </w:pPr>
+      <w:r>
+        <w:rPr>
+          <w:rFonts w:ascii="Times New Roman" w:hAnsi="Times New Roman" w:cs="Times New Roman"/>
+          <w:sz w:val="24"/>
+          <w:szCs w:val="24"/>
+        </w:rPr>
+        <w:t xml:space="preserve">public class </w:t>
+      </w:r>
+      <w:proofErr w:type="spellStart"/>
+      <w:r>
+        <w:rPr>
+          <w:rFonts w:ascii="Times New Roman" w:hAnsi="Times New Roman" w:cs="Times New Roman"/>
+          <w:sz w:val="24"/>
+          <w:szCs w:val="24"/>
+        </w:rPr>
+        <w:t>AAATest</w:t>
+      </w:r>
+      <w:proofErr w:type="spellEnd"/>
+      <w:r>
+        <w:rPr>
+          <w:rFonts w:ascii="Times New Roman" w:hAnsi="Times New Roman" w:cs="Times New Roman"/>
+          <w:sz w:val="24"/>
+          <w:szCs w:val="24"/>
+        </w:rPr>
+        <w:t>{</w:t>
+      </w:r>
+    </w:p>
+    <w:p>
+      <w:pPr>
+        <w:rPr>
+          <w:rFonts w:ascii="Times New Roman" w:hAnsi="Times New Roman" w:cs="Times New Roman"/>
+          <w:sz w:val="24"/>
+          <w:szCs w:val="24"/>
+        </w:rPr>
+      </w:pPr>
+      <w:r>
+        <w:rPr>
+          <w:rFonts w:ascii="Times New Roman" w:hAnsi="Times New Roman" w:cs="Times New Roman"/>
+          <w:sz w:val="24"/>
+          <w:szCs w:val="24"/>
+        </w:rPr>
+        <w:t xml:space="preserve">    private Calculator </w:t>
+      </w:r>
+      <w:proofErr w:type="spellStart"/>
+      <w:r>
+        <w:rPr>
+          <w:rFonts w:ascii="Times New Roman" w:hAnsi="Times New Roman" w:cs="Times New Roman"/>
+          <w:sz w:val="24"/>
+          <w:szCs w:val="24"/>
+        </w:rPr>
+        <w:t>calculator</w:t>
+      </w:r>
+      <w:proofErr w:type="spellEnd"/>
       <w:r>
         <w:rPr>
           <w:rFonts w:ascii="Times New Roman" w:hAnsi="Times New Roman" w:cs="Times New Roman"/>
@@ -4178,17 +3778,33 @@
           <w:sz w:val="24"/>
           <w:szCs w:val="24"/>
         </w:rPr>
-        <w:t xml:space="preserve">public class </w:t>
+        <w:t xml:space="preserve">    @Before</w:t>
+      </w:r>
+    </w:p>
+    <w:p>
+      <w:pPr>
+        <w:rPr>
+          <w:rFonts w:ascii="Times New Roman" w:hAnsi="Times New Roman" w:cs="Times New Roman"/>
+          <w:sz w:val="24"/>
+          <w:szCs w:val="24"/>
+        </w:rPr>
+      </w:pPr>
+      <w:r>
+        <w:rPr>
+          <w:rFonts w:ascii="Times New Roman" w:hAnsi="Times New Roman" w:cs="Times New Roman"/>
+          <w:sz w:val="24"/>
+          <w:szCs w:val="24"/>
+        </w:rPr>
+        <w:t xml:space="preserve">    public void </w:t>
       </w:r>
       <w:proofErr w:type="spellStart"/>
-      <w:proofErr w:type="gramStart"/>
-      <w:r>
-        <w:rPr>
-          <w:rFonts w:ascii="Times New Roman" w:hAnsi="Times New Roman" w:cs="Times New Roman"/>
-          <w:sz w:val="24"/>
-          <w:szCs w:val="24"/>
-        </w:rPr>
-        <w:t>AAATest</w:t>
+      <w:r>
+        <w:rPr>
+          <w:rFonts w:ascii="Times New Roman" w:hAnsi="Times New Roman" w:cs="Times New Roman"/>
+          <w:sz w:val="24"/>
+          <w:szCs w:val="24"/>
+        </w:rPr>
+        <w:t>setUp</w:t>
       </w:r>
       <w:proofErr w:type="spellEnd"/>
       <w:r>
@@ -4197,25 +3813,24 @@
           <w:sz w:val="24"/>
           <w:szCs w:val="24"/>
         </w:rPr>
-        <w:t>{</w:t>
-      </w:r>
-      <w:proofErr w:type="gramEnd"/>
-    </w:p>
-    <w:p>
-      <w:pPr>
-        <w:rPr>
-          <w:rFonts w:ascii="Times New Roman" w:hAnsi="Times New Roman" w:cs="Times New Roman"/>
-          <w:sz w:val="24"/>
-          <w:szCs w:val="24"/>
-        </w:rPr>
-      </w:pPr>
-      <w:r>
-        <w:rPr>
-          <w:rFonts w:ascii="Times New Roman" w:hAnsi="Times New Roman" w:cs="Times New Roman"/>
-          <w:sz w:val="24"/>
-          <w:szCs w:val="24"/>
-        </w:rPr>
-        <w:t xml:space="preserve">    private Calculator </w:t>
+        <w:t>() {</w:t>
+      </w:r>
+    </w:p>
+    <w:p>
+      <w:pPr>
+        <w:rPr>
+          <w:rFonts w:ascii="Times New Roman" w:hAnsi="Times New Roman" w:cs="Times New Roman"/>
+          <w:sz w:val="24"/>
+          <w:szCs w:val="24"/>
+        </w:rPr>
+      </w:pPr>
+      <w:r>
+        <w:rPr>
+          <w:rFonts w:ascii="Times New Roman" w:hAnsi="Times New Roman" w:cs="Times New Roman"/>
+          <w:sz w:val="24"/>
+          <w:szCs w:val="24"/>
+        </w:rPr>
+        <w:t xml:space="preserve">        </w:t>
       </w:r>
       <w:proofErr w:type="spellStart"/>
       <w:r>
@@ -4224,7 +3839,7 @@
           <w:sz w:val="24"/>
           <w:szCs w:val="24"/>
         </w:rPr>
-        <w:t>calculator</w:t>
+        <w:t>System.out.println</w:t>
       </w:r>
       <w:proofErr w:type="spellEnd"/>
       <w:r>
@@ -4233,24 +3848,58 @@
           <w:sz w:val="24"/>
           <w:szCs w:val="24"/>
         </w:rPr>
-        <w:t>;</w:t>
-      </w:r>
-    </w:p>
-    <w:p>
-      <w:pPr>
-        <w:rPr>
-          <w:rFonts w:ascii="Times New Roman" w:hAnsi="Times New Roman" w:cs="Times New Roman"/>
-          <w:sz w:val="24"/>
-          <w:szCs w:val="24"/>
-        </w:rPr>
-      </w:pPr>
-      <w:r>
-        <w:rPr>
-          <w:rFonts w:ascii="Times New Roman" w:hAnsi="Times New Roman" w:cs="Times New Roman"/>
-          <w:sz w:val="24"/>
-          <w:szCs w:val="24"/>
-        </w:rPr>
-        <w:t xml:space="preserve">    @Before</w:t>
+        <w:t>("Setting up...");</w:t>
+      </w:r>
+    </w:p>
+    <w:p>
+      <w:pPr>
+        <w:rPr>
+          <w:rFonts w:ascii="Times New Roman" w:hAnsi="Times New Roman" w:cs="Times New Roman"/>
+          <w:sz w:val="24"/>
+          <w:szCs w:val="24"/>
+        </w:rPr>
+      </w:pPr>
+      <w:r>
+        <w:rPr>
+          <w:rFonts w:ascii="Times New Roman" w:hAnsi="Times New Roman" w:cs="Times New Roman"/>
+          <w:sz w:val="24"/>
+          <w:szCs w:val="24"/>
+        </w:rPr>
+        <w:t xml:space="preserve">        calculator = new Calculator();</w:t>
+      </w:r>
+    </w:p>
+    <w:p>
+      <w:pPr>
+        <w:rPr>
+          <w:rFonts w:ascii="Times New Roman" w:hAnsi="Times New Roman" w:cs="Times New Roman"/>
+          <w:sz w:val="24"/>
+          <w:szCs w:val="24"/>
+        </w:rPr>
+      </w:pPr>
+      <w:r>
+        <w:rPr>
+          <w:rFonts w:ascii="Times New Roman" w:hAnsi="Times New Roman" w:cs="Times New Roman"/>
+          <w:sz w:val="24"/>
+          <w:szCs w:val="24"/>
+        </w:rPr>
+        <w:t xml:space="preserve">    }</w:t>
+      </w:r>
+    </w:p>
+    <w:p>
+      <w:pPr>
+        <w:rPr>
+          <w:rFonts w:ascii="Times New Roman" w:hAnsi="Times New Roman" w:cs="Times New Roman"/>
+          <w:sz w:val="24"/>
+          <w:szCs w:val="24"/>
+        </w:rPr>
+      </w:pPr>
+      <w:r>
+        <w:rPr>
+          <w:rFonts w:ascii="Times New Roman" w:hAnsi="Times New Roman" w:cs="Times New Roman"/>
+          <w:sz w:val="24"/>
+          <w:szCs w:val="24"/>
+        </w:rPr>
+        <w:t xml:space="preserve">    @After</w:t>
       </w:r>
     </w:p>
     <w:p>
@@ -4270,14 +3919,13 @@
         <w:t xml:space="preserve">    public void </w:t>
       </w:r>
       <w:proofErr w:type="spellStart"/>
-      <w:proofErr w:type="gramStart"/>
-      <w:r>
-        <w:rPr>
-          <w:rFonts w:ascii="Times New Roman" w:hAnsi="Times New Roman" w:cs="Times New Roman"/>
-          <w:sz w:val="24"/>
-          <w:szCs w:val="24"/>
-        </w:rPr>
-        <w:t>setUp</w:t>
+      <w:r>
+        <w:rPr>
+          <w:rFonts w:ascii="Times New Roman" w:hAnsi="Times New Roman" w:cs="Times New Roman"/>
+          <w:sz w:val="24"/>
+          <w:szCs w:val="24"/>
+        </w:rPr>
+        <w:t>tearDown</w:t>
       </w:r>
       <w:proofErr w:type="spellEnd"/>
       <w:r>
@@ -4286,165 +3934,7 @@
           <w:sz w:val="24"/>
           <w:szCs w:val="24"/>
         </w:rPr>
-        <w:t>(</w:t>
-      </w:r>
-      <w:proofErr w:type="gramEnd"/>
-      <w:r>
-        <w:rPr>
-          <w:rFonts w:ascii="Times New Roman" w:hAnsi="Times New Roman" w:cs="Times New Roman"/>
-          <w:sz w:val="24"/>
-          <w:szCs w:val="24"/>
-        </w:rPr>
-        <w:t>) {</w:t>
-      </w:r>
-    </w:p>
-    <w:p>
-      <w:pPr>
-        <w:rPr>
-          <w:rFonts w:ascii="Times New Roman" w:hAnsi="Times New Roman" w:cs="Times New Roman"/>
-          <w:sz w:val="24"/>
-          <w:szCs w:val="24"/>
-        </w:rPr>
-      </w:pPr>
-      <w:r>
-        <w:rPr>
-          <w:rFonts w:ascii="Times New Roman" w:hAnsi="Times New Roman" w:cs="Times New Roman"/>
-          <w:sz w:val="24"/>
-          <w:szCs w:val="24"/>
-        </w:rPr>
-        <w:t xml:space="preserve">        </w:t>
-      </w:r>
-      <w:proofErr w:type="spellStart"/>
-      <w:r>
-        <w:rPr>
-          <w:rFonts w:ascii="Times New Roman" w:hAnsi="Times New Roman" w:cs="Times New Roman"/>
-          <w:sz w:val="24"/>
-          <w:szCs w:val="24"/>
-        </w:rPr>
-        <w:t>System.out.println</w:t>
-      </w:r>
-      <w:proofErr w:type="spellEnd"/>
-      <w:r>
-        <w:rPr>
-          <w:rFonts w:ascii="Times New Roman" w:hAnsi="Times New Roman" w:cs="Times New Roman"/>
-          <w:sz w:val="24"/>
-          <w:szCs w:val="24"/>
-        </w:rPr>
-        <w:t>("Setting up...");</w:t>
-      </w:r>
-    </w:p>
-    <w:p>
-      <w:pPr>
-        <w:rPr>
-          <w:rFonts w:ascii="Times New Roman" w:hAnsi="Times New Roman" w:cs="Times New Roman"/>
-          <w:sz w:val="24"/>
-          <w:szCs w:val="24"/>
-        </w:rPr>
-      </w:pPr>
-      <w:r>
-        <w:rPr>
-          <w:rFonts w:ascii="Times New Roman" w:hAnsi="Times New Roman" w:cs="Times New Roman"/>
-          <w:sz w:val="24"/>
-          <w:szCs w:val="24"/>
-        </w:rPr>
-        <w:t xml:space="preserve">        calculator = new </w:t>
-      </w:r>
-      <w:proofErr w:type="gramStart"/>
-      <w:r>
-        <w:rPr>
-          <w:rFonts w:ascii="Times New Roman" w:hAnsi="Times New Roman" w:cs="Times New Roman"/>
-          <w:sz w:val="24"/>
-          <w:szCs w:val="24"/>
-        </w:rPr>
-        <w:t>Calculator(</w:t>
-      </w:r>
-      <w:proofErr w:type="gramEnd"/>
-      <w:r>
-        <w:rPr>
-          <w:rFonts w:ascii="Times New Roman" w:hAnsi="Times New Roman" w:cs="Times New Roman"/>
-          <w:sz w:val="24"/>
-          <w:szCs w:val="24"/>
-        </w:rPr>
-        <w:t>);</w:t>
-      </w:r>
-    </w:p>
-    <w:p>
-      <w:pPr>
-        <w:rPr>
-          <w:rFonts w:ascii="Times New Roman" w:hAnsi="Times New Roman" w:cs="Times New Roman"/>
-          <w:sz w:val="24"/>
-          <w:szCs w:val="24"/>
-        </w:rPr>
-      </w:pPr>
-      <w:r>
-        <w:rPr>
-          <w:rFonts w:ascii="Times New Roman" w:hAnsi="Times New Roman" w:cs="Times New Roman"/>
-          <w:sz w:val="24"/>
-          <w:szCs w:val="24"/>
-        </w:rPr>
-        <w:t xml:space="preserve">    }</w:t>
-      </w:r>
-    </w:p>
-    <w:p>
-      <w:pPr>
-        <w:rPr>
-          <w:rFonts w:ascii="Times New Roman" w:hAnsi="Times New Roman" w:cs="Times New Roman"/>
-          <w:sz w:val="24"/>
-          <w:szCs w:val="24"/>
-        </w:rPr>
-      </w:pPr>
-      <w:r>
-        <w:rPr>
-          <w:rFonts w:ascii="Times New Roman" w:hAnsi="Times New Roman" w:cs="Times New Roman"/>
-          <w:sz w:val="24"/>
-          <w:szCs w:val="24"/>
-        </w:rPr>
-        <w:t xml:space="preserve">    @After</w:t>
-      </w:r>
-    </w:p>
-    <w:p>
-      <w:pPr>
-        <w:rPr>
-          <w:rFonts w:ascii="Times New Roman" w:hAnsi="Times New Roman" w:cs="Times New Roman"/>
-          <w:sz w:val="24"/>
-          <w:szCs w:val="24"/>
-        </w:rPr>
-      </w:pPr>
-      <w:r>
-        <w:rPr>
-          <w:rFonts w:ascii="Times New Roman" w:hAnsi="Times New Roman" w:cs="Times New Roman"/>
-          <w:sz w:val="24"/>
-          <w:szCs w:val="24"/>
-        </w:rPr>
-        <w:t xml:space="preserve">    public void </w:t>
-      </w:r>
-      <w:proofErr w:type="spellStart"/>
-      <w:proofErr w:type="gramStart"/>
-      <w:r>
-        <w:rPr>
-          <w:rFonts w:ascii="Times New Roman" w:hAnsi="Times New Roman" w:cs="Times New Roman"/>
-          <w:sz w:val="24"/>
-          <w:szCs w:val="24"/>
-        </w:rPr>
-        <w:t>tearDown</w:t>
-      </w:r>
-      <w:proofErr w:type="spellEnd"/>
-      <w:r>
-        <w:rPr>
-          <w:rFonts w:ascii="Times New Roman" w:hAnsi="Times New Roman" w:cs="Times New Roman"/>
-          <w:sz w:val="24"/>
-          <w:szCs w:val="24"/>
-        </w:rPr>
-        <w:t>(</w:t>
-      </w:r>
-      <w:proofErr w:type="gramEnd"/>
-      <w:r>
-        <w:rPr>
-          <w:rFonts w:ascii="Times New Roman" w:hAnsi="Times New Roman" w:cs="Times New Roman"/>
-          <w:sz w:val="24"/>
-          <w:szCs w:val="24"/>
-        </w:rPr>
-        <w:t>) {</w:t>
+        <w:t>() {</w:t>
       </w:r>
     </w:p>
     <w:p>
@@ -4551,7 +4041,6 @@
         <w:t xml:space="preserve">    public void </w:t>
       </w:r>
       <w:proofErr w:type="spellStart"/>
-      <w:proofErr w:type="gramStart"/>
       <w:r>
         <w:rPr>
           <w:rFonts w:ascii="Times New Roman" w:hAnsi="Times New Roman" w:cs="Times New Roman"/>
@@ -4567,16 +4056,7 @@
           <w:sz w:val="24"/>
           <w:szCs w:val="24"/>
         </w:rPr>
-        <w:t>(</w:t>
-      </w:r>
-      <w:proofErr w:type="gramEnd"/>
-      <w:r>
-        <w:rPr>
-          <w:rFonts w:ascii="Times New Roman" w:hAnsi="Times New Roman" w:cs="Times New Roman"/>
-          <w:sz w:val="24"/>
-          <w:szCs w:val="24"/>
-        </w:rPr>
-        <w:t>) {</w:t>
+        <w:t>() {</w:t>
       </w:r>
     </w:p>
     <w:p>
@@ -4630,7 +4110,6 @@
         <w:t xml:space="preserve">        int result = </w:t>
       </w:r>
       <w:proofErr w:type="spellStart"/>
-      <w:proofErr w:type="gramStart"/>
       <w:r>
         <w:rPr>
           <w:rFonts w:ascii="Times New Roman" w:hAnsi="Times New Roman" w:cs="Times New Roman"/>
@@ -4646,16 +4125,7 @@
           <w:sz w:val="24"/>
           <w:szCs w:val="24"/>
         </w:rPr>
-        <w:t>(</w:t>
-      </w:r>
-      <w:proofErr w:type="gramEnd"/>
-      <w:r>
-        <w:rPr>
-          <w:rFonts w:ascii="Times New Roman" w:hAnsi="Times New Roman" w:cs="Times New Roman"/>
-          <w:sz w:val="24"/>
-          <w:szCs w:val="24"/>
-        </w:rPr>
-        <w:t>a, b);</w:t>
+        <w:t>(a, b);</w:t>
       </w:r>
     </w:p>
     <w:p>
@@ -4675,7 +4145,6 @@
         <w:t xml:space="preserve">        </w:t>
       </w:r>
       <w:proofErr w:type="spellStart"/>
-      <w:proofErr w:type="gramStart"/>
       <w:r>
         <w:rPr>
           <w:rFonts w:ascii="Times New Roman" w:hAnsi="Times New Roman" w:cs="Times New Roman"/>
@@ -4691,16 +4160,7 @@
           <w:sz w:val="24"/>
           <w:szCs w:val="24"/>
         </w:rPr>
-        <w:t>(</w:t>
-      </w:r>
-      <w:proofErr w:type="gramEnd"/>
-      <w:r>
-        <w:rPr>
-          <w:rFonts w:ascii="Times New Roman" w:hAnsi="Times New Roman" w:cs="Times New Roman"/>
-          <w:sz w:val="24"/>
-          <w:szCs w:val="24"/>
-        </w:rPr>
-        <w:t>8, result);</w:t>
+        <w:t>(8, result);</w:t>
       </w:r>
     </w:p>
     <w:p>
@@ -4754,7 +4214,6 @@
         <w:t xml:space="preserve">    public void </w:t>
       </w:r>
       <w:proofErr w:type="spellStart"/>
-      <w:proofErr w:type="gramStart"/>
       <w:r>
         <w:rPr>
           <w:rFonts w:ascii="Times New Roman" w:hAnsi="Times New Roman" w:cs="Times New Roman"/>
@@ -4770,16 +4229,7 @@
           <w:sz w:val="24"/>
           <w:szCs w:val="24"/>
         </w:rPr>
-        <w:t>(</w:t>
-      </w:r>
-      <w:proofErr w:type="gramEnd"/>
-      <w:r>
-        <w:rPr>
-          <w:rFonts w:ascii="Times New Roman" w:hAnsi="Times New Roman" w:cs="Times New Roman"/>
-          <w:sz w:val="24"/>
-          <w:szCs w:val="24"/>
-        </w:rPr>
-        <w:t>) {</w:t>
+        <w:t>() {</w:t>
       </w:r>
     </w:p>
     <w:p>
@@ -4833,7 +4283,6 @@
         <w:t xml:space="preserve">        int result = </w:t>
       </w:r>
       <w:proofErr w:type="spellStart"/>
-      <w:proofErr w:type="gramStart"/>
       <w:r>
         <w:rPr>
           <w:rFonts w:ascii="Times New Roman" w:hAnsi="Times New Roman" w:cs="Times New Roman"/>
@@ -4843,7 +4292,6 @@
         <w:t>calculator.subtract</w:t>
       </w:r>
       <w:proofErr w:type="spellEnd"/>
-      <w:proofErr w:type="gramEnd"/>
       <w:r>
         <w:rPr>
           <w:rFonts w:ascii="Times New Roman" w:hAnsi="Times New Roman" w:cs="Times New Roman"/>
@@ -4870,7 +4318,6 @@
         <w:t xml:space="preserve">        </w:t>
       </w:r>
       <w:proofErr w:type="spellStart"/>
-      <w:proofErr w:type="gramStart"/>
       <w:r>
         <w:rPr>
           <w:rFonts w:ascii="Times New Roman" w:hAnsi="Times New Roman" w:cs="Times New Roman"/>
@@ -4886,16 +4333,7 @@
           <w:sz w:val="24"/>
           <w:szCs w:val="24"/>
         </w:rPr>
-        <w:t>(</w:t>
-      </w:r>
-      <w:proofErr w:type="gramEnd"/>
-      <w:r>
-        <w:rPr>
-          <w:rFonts w:ascii="Times New Roman" w:hAnsi="Times New Roman" w:cs="Times New Roman"/>
-          <w:sz w:val="24"/>
-          <w:szCs w:val="24"/>
-        </w:rPr>
-        <w:t>6, result);</w:t>
+        <w:t>(6, result);</w:t>
       </w:r>
     </w:p>
     <w:p>
@@ -5656,6 +5094,7 @@
   <w:style w:type="character" w:default="1" w:styleId="DefaultParagraphFont">
     <w:name w:val="Default Paragraph Font"/>
     <w:uiPriority w:val="1"/>
+    <w:semiHidden/>
     <w:unhideWhenUsed/>
   </w:style>
   <w:style w:type="table" w:default="1" w:styleId="TableNormal">
